--- a/ctfl-course-word-docs/mock_exams/mock_exam_2.docx
+++ b/ctfl-course-word-docs/mock_exams/mock_exam_2.docx
@@ -108,21 +108,27 @@
       <w:r>
         <w:t xml:space="preserve">A. Exhaustive testing is impossible</w:t>
       </w:r>
-      <w:r>
-        <w:t xml:space="preserve"> </w:t>
-      </w:r>
+    </w:p>
+    <w:p>
+      <w:pPr>
+        <w:pStyle w:val="BodyText"/>
+      </w:pPr>
       <w:r>
         <w:t xml:space="preserve">B. Absence-of-defects fallacy</w:t>
       </w:r>
-      <w:r>
-        <w:t xml:space="preserve"> </w:t>
-      </w:r>
+    </w:p>
+    <w:p>
+      <w:pPr>
+        <w:pStyle w:val="BodyText"/>
+      </w:pPr>
       <w:r>
         <w:t xml:space="preserve">C. Pesticide paradox</w:t>
       </w:r>
-      <w:r>
-        <w:t xml:space="preserve"> </w:t>
-      </w:r>
+    </w:p>
+    <w:p>
+      <w:pPr>
+        <w:pStyle w:val="BodyText"/>
+      </w:pPr>
       <w:r>
         <w:t xml:space="preserve">D. Defects cluster together</w:t>
       </w:r>
@@ -152,21 +158,27 @@
       <w:r>
         <w:t xml:space="preserve">A. They are three names for the same thing</w:t>
       </w:r>
-      <w:r>
-        <w:t xml:space="preserve"> </w:t>
-      </w:r>
+    </w:p>
+    <w:p>
+      <w:pPr>
+        <w:pStyle w:val="BodyText"/>
+      </w:pPr>
       <w:r>
         <w:t xml:space="preserve">B. An error (human mistake) leads to a defect (flaw in a work product), which may cause a failure (incorrect behavior at runtime)</w:t>
       </w:r>
-      <w:r>
-        <w:t xml:space="preserve"> </w:t>
-      </w:r>
+    </w:p>
+    <w:p>
+      <w:pPr>
+        <w:pStyle w:val="BodyText"/>
+      </w:pPr>
       <w:r>
         <w:t xml:space="preserve">C. A failure causes a defect, which causes an error</w:t>
       </w:r>
-      <w:r>
-        <w:t xml:space="preserve"> </w:t>
-      </w:r>
+    </w:p>
+    <w:p>
+      <w:pPr>
+        <w:pStyle w:val="BodyText"/>
+      </w:pPr>
       <w:r>
         <w:t xml:space="preserve">D. A defect always causes a failure</w:t>
       </w:r>
@@ -196,21 +208,27 @@
       <w:r>
         <w:t xml:space="preserve">A. Testing is context dependent</w:t>
       </w:r>
-      <w:r>
-        <w:t xml:space="preserve"> </w:t>
-      </w:r>
+    </w:p>
+    <w:p>
+      <w:pPr>
+        <w:pStyle w:val="BodyText"/>
+      </w:pPr>
       <w:r>
         <w:t xml:space="preserve">B. Pesticide paradox (tests wear out)</w:t>
       </w:r>
-      <w:r>
-        <w:t xml:space="preserve"> </w:t>
-      </w:r>
+    </w:p>
+    <w:p>
+      <w:pPr>
+        <w:pStyle w:val="BodyText"/>
+      </w:pPr>
       <w:r>
         <w:t xml:space="preserve">C. Defects cluster together</w:t>
       </w:r>
-      <w:r>
-        <w:t xml:space="preserve"> </w:t>
-      </w:r>
+    </w:p>
+    <w:p>
+      <w:pPr>
+        <w:pStyle w:val="BodyText"/>
+      </w:pPr>
       <w:r>
         <w:t xml:space="preserve">D. Early testing saves time and money</w:t>
       </w:r>
@@ -240,21 +258,27 @@
       <w:r>
         <w:t xml:space="preserve">A. Finding defects</w:t>
       </w:r>
-      <w:r>
-        <w:t xml:space="preserve"> </w:t>
-      </w:r>
+    </w:p>
+    <w:p>
+      <w:pPr>
+        <w:pStyle w:val="BodyText"/>
+      </w:pPr>
       <w:r>
         <w:t xml:space="preserve">B. Building confidence in quality</w:t>
       </w:r>
-      <w:r>
-        <w:t xml:space="preserve"> </w:t>
-      </w:r>
+    </w:p>
+    <w:p>
+      <w:pPr>
+        <w:pStyle w:val="BodyText"/>
+      </w:pPr>
       <w:r>
         <w:t xml:space="preserve">C. Proving the software is completely correct</w:t>
       </w:r>
-      <w:r>
-        <w:t xml:space="preserve"> </w:t>
-      </w:r>
+    </w:p>
+    <w:p>
+      <w:pPr>
+        <w:pStyle w:val="BodyText"/>
+      </w:pPr>
       <w:r>
         <w:t xml:space="preserve">D. Providing information for decision-making</w:t>
       </w:r>
@@ -284,21 +308,27 @@
       <w:r>
         <w:t xml:space="preserve">A. A failure</w:t>
       </w:r>
-      <w:r>
-        <w:t xml:space="preserve"> </w:t>
-      </w:r>
+    </w:p>
+    <w:p>
+      <w:pPr>
+        <w:pStyle w:val="BodyText"/>
+      </w:pPr>
       <w:r>
         <w:t xml:space="preserve">B. A defect in the requirement</w:t>
       </w:r>
-      <w:r>
-        <w:t xml:space="preserve"> </w:t>
-      </w:r>
+    </w:p>
+    <w:p>
+      <w:pPr>
+        <w:pStyle w:val="BodyText"/>
+      </w:pPr>
       <w:r>
         <w:t xml:space="preserve">C. A root cause</w:t>
       </w:r>
-      <w:r>
-        <w:t xml:space="preserve"> </w:t>
-      </w:r>
+    </w:p>
+    <w:p>
+      <w:pPr>
+        <w:pStyle w:val="BodyText"/>
+      </w:pPr>
       <w:r>
         <w:t xml:space="preserve">D. A test case</w:t>
       </w:r>
@@ -328,21 +358,27 @@
       <w:r>
         <w:t xml:space="preserve">A. Testers can fix defects faster</w:t>
       </w:r>
-      <w:r>
-        <w:t xml:space="preserve"> </w:t>
-      </w:r>
+    </w:p>
+    <w:p>
+      <w:pPr>
+        <w:pStyle w:val="BodyText"/>
+      </w:pPr>
       <w:r>
         <w:t xml:space="preserve">B. Testers bring a different perspective, reducing shared blind spots with developers</w:t>
       </w:r>
-      <w:r>
-        <w:t xml:space="preserve"> </w:t>
-      </w:r>
+    </w:p>
+    <w:p>
+      <w:pPr>
+        <w:pStyle w:val="BodyText"/>
+      </w:pPr>
       <w:r>
         <w:t xml:space="preserve">C. Testing becomes cheaper</w:t>
       </w:r>
-      <w:r>
-        <w:t xml:space="preserve"> </w:t>
-      </w:r>
+    </w:p>
+    <w:p>
+      <w:pPr>
+        <w:pStyle w:val="BodyText"/>
+      </w:pPr>
       <w:r>
         <w:t xml:space="preserve">D. Communication is always better with independent testers</w:t>
       </w:r>
@@ -372,21 +408,27 @@
       <w:r>
         <w:t xml:space="preserve">A. Testing is eliminated because DevOps automates everything</w:t>
       </w:r>
-      <w:r>
-        <w:t xml:space="preserve"> </w:t>
-      </w:r>
+    </w:p>
+    <w:p>
+      <w:pPr>
+        <w:pStyle w:val="BodyText"/>
+      </w:pPr>
       <w:r>
         <w:t xml:space="preserve">B. Testing is integrated into the CI/CD pipeline with heavy reliance on automated tests for fast feedback</w:t>
       </w:r>
-      <w:r>
-        <w:t xml:space="preserve"> </w:t>
-      </w:r>
+    </w:p>
+    <w:p>
+      <w:pPr>
+        <w:pStyle w:val="BodyText"/>
+      </w:pPr>
       <w:r>
         <w:t xml:space="preserve">C. Only manual testing is used</w:t>
       </w:r>
-      <w:r>
-        <w:t xml:space="preserve"> </w:t>
-      </w:r>
+    </w:p>
+    <w:p>
+      <w:pPr>
+        <w:pStyle w:val="BodyText"/>
+      </w:pPr>
       <w:r>
         <w:t xml:space="preserve">D. Testing occurs only after the final production deployment</w:t>
       </w:r>
@@ -416,21 +458,27 @@
       <w:r>
         <w:t xml:space="preserve">A. A testing technique where only testers write tests</w:t>
       </w:r>
-      <w:r>
-        <w:t xml:space="preserve"> </w:t>
-      </w:r>
+    </w:p>
+    <w:p>
+      <w:pPr>
+        <w:pStyle w:val="BodyText"/>
+      </w:pPr>
       <w:r>
         <w:t xml:space="preserve">B. A collaborative approach using structured natural language (Given/When/Then) to define executable specifications</w:t>
       </w:r>
-      <w:r>
-        <w:t xml:space="preserve"> </w:t>
-      </w:r>
+    </w:p>
+    <w:p>
+      <w:pPr>
+        <w:pStyle w:val="BodyText"/>
+      </w:pPr>
       <w:r>
         <w:t xml:space="preserve">C. A manual testing approach without automation</w:t>
       </w:r>
-      <w:r>
-        <w:t xml:space="preserve"> </w:t>
-      </w:r>
+    </w:p>
+    <w:p>
+      <w:pPr>
+        <w:pStyle w:val="BodyText"/>
+      </w:pPr>
       <w:r>
         <w:t xml:space="preserve">D. A technique used only for performance testing</w:t>
       </w:r>
@@ -460,21 +508,27 @@
       <w:r>
         <w:t xml:space="preserve">A. Testing the entire system as a whole</w:t>
       </w:r>
-      <w:r>
-        <w:t xml:space="preserve"> </w:t>
-      </w:r>
+    </w:p>
+    <w:p>
+      <w:pPr>
+        <w:pStyle w:val="BodyText"/>
+      </w:pPr>
       <w:r>
         <w:t xml:space="preserve">B. Testing interfaces between components within the same system</w:t>
       </w:r>
-      <w:r>
-        <w:t xml:space="preserve"> </w:t>
-      </w:r>
+    </w:p>
+    <w:p>
+      <w:pPr>
+        <w:pStyle w:val="BodyText"/>
+      </w:pPr>
       <w:r>
         <w:t xml:space="preserve">C. Testing interfaces between different systems</w:t>
       </w:r>
-      <w:r>
-        <w:t xml:space="preserve"> </w:t>
-      </w:r>
+    </w:p>
+    <w:p>
+      <w:pPr>
+        <w:pStyle w:val="BodyText"/>
+      </w:pPr>
       <w:r>
         <w:t xml:space="preserve">D. Testing user acceptance</w:t>
       </w:r>
@@ -504,21 +558,27 @@
       <w:r>
         <w:t xml:space="preserve">A. Whether the system’s functions produce correct outputs</w:t>
       </w:r>
-      <w:r>
-        <w:t xml:space="preserve"> </w:t>
-      </w:r>
+    </w:p>
+    <w:p>
+      <w:pPr>
+        <w:pStyle w:val="BodyText"/>
+      </w:pPr>
       <w:r>
         <w:t xml:space="preserve">B. How well the system performs its functions (quality characteristics like performance, usability, security)</w:t>
       </w:r>
-      <w:r>
-        <w:t xml:space="preserve"> </w:t>
-      </w:r>
+    </w:p>
+    <w:p>
+      <w:pPr>
+        <w:pStyle w:val="BodyText"/>
+      </w:pPr>
       <w:r>
         <w:t xml:space="preserve">C. Only the code structure</w:t>
       </w:r>
-      <w:r>
-        <w:t xml:space="preserve"> </w:t>
-      </w:r>
+    </w:p>
+    <w:p>
+      <w:pPr>
+        <w:pStyle w:val="BodyText"/>
+      </w:pPr>
       <w:r>
         <w:t xml:space="preserve">D. Only the user interface appearance</w:t>
       </w:r>
@@ -548,21 +608,27 @@
       <w:r>
         <w:t xml:space="preserve">A. Confirmation testing checks the entire system; regression testing checks only the fix</w:t>
       </w:r>
-      <w:r>
-        <w:t xml:space="preserve"> </w:t>
-      </w:r>
+    </w:p>
+    <w:p>
+      <w:pPr>
+        <w:pStyle w:val="BodyText"/>
+      </w:pPr>
       <w:r>
         <w:t xml:space="preserve">B. Confirmation testing verifies a specific fix works; regression testing verifies the fix did not break anything else</w:t>
       </w:r>
-      <w:r>
-        <w:t xml:space="preserve"> </w:t>
-      </w:r>
+    </w:p>
+    <w:p>
+      <w:pPr>
+        <w:pStyle w:val="BodyText"/>
+      </w:pPr>
       <w:r>
         <w:t xml:space="preserve">C. They are the same activity</w:t>
       </w:r>
-      <w:r>
-        <w:t xml:space="preserve"> </w:t>
-      </w:r>
+    </w:p>
+    <w:p>
+      <w:pPr>
+        <w:pStyle w:val="BodyText"/>
+      </w:pPr>
       <w:r>
         <w:t xml:space="preserve">D. Regression testing is only performed manually</w:t>
       </w:r>
@@ -592,21 +658,27 @@
       <w:r>
         <w:t xml:space="preserve">A. Measuring the performance impact of the system</w:t>
       </w:r>
-      <w:r>
-        <w:t xml:space="preserve"> </w:t>
-      </w:r>
+    </w:p>
+    <w:p>
+      <w:pPr>
+        <w:pStyle w:val="BodyText"/>
+      </w:pPr>
       <w:r>
         <w:t xml:space="preserve">B. Assessing which areas of the system could be affected by a change and what testing is needed</w:t>
       </w:r>
-      <w:r>
-        <w:t xml:space="preserve"> </w:t>
-      </w:r>
+    </w:p>
+    <w:p>
+      <w:pPr>
+        <w:pStyle w:val="BodyText"/>
+      </w:pPr>
       <w:r>
         <w:t xml:space="preserve">C. Determining the financial impact of the project</w:t>
       </w:r>
-      <w:r>
-        <w:t xml:space="preserve"> </w:t>
-      </w:r>
+    </w:p>
+    <w:p>
+      <w:pPr>
+        <w:pStyle w:val="BodyText"/>
+      </w:pPr>
       <w:r>
         <w:t xml:space="preserve">D. Calculating test automation ROI</w:t>
       </w:r>
@@ -636,21 +708,27 @@
       <w:r>
         <w:t xml:space="preserve">A. Static testing requires executing the software</w:t>
       </w:r>
-      <w:r>
-        <w:t xml:space="preserve"> </w:t>
-      </w:r>
+    </w:p>
+    <w:p>
+      <w:pPr>
+        <w:pStyle w:val="BodyText"/>
+      </w:pPr>
       <w:r>
         <w:t xml:space="preserve">B. Static testing can only be performed on source code</w:t>
       </w:r>
-      <w:r>
-        <w:t xml:space="preserve"> </w:t>
-      </w:r>
+    </w:p>
+    <w:p>
+      <w:pPr>
+        <w:pStyle w:val="BodyText"/>
+      </w:pPr>
       <w:r>
         <w:t xml:space="preserve">C. Static testing examines work products without execution and can find defects that dynamic testing cannot</w:t>
       </w:r>
-      <w:r>
-        <w:t xml:space="preserve"> </w:t>
-      </w:r>
+    </w:p>
+    <w:p>
+      <w:pPr>
+        <w:pStyle w:val="BodyText"/>
+      </w:pPr>
       <w:r>
         <w:t xml:space="preserve">D. Static testing is less valuable than dynamic testing</w:t>
       </w:r>
@@ -680,21 +758,27 @@
       <w:r>
         <w:t xml:space="preserve">A. Inspections have no moderator; technical reviews do</w:t>
       </w:r>
-      <w:r>
-        <w:t xml:space="preserve"> </w:t>
-      </w:r>
+    </w:p>
+    <w:p>
+      <w:pPr>
+        <w:pStyle w:val="BodyText"/>
+      </w:pPr>
       <w:r>
         <w:t xml:space="preserve">B. Inspections use a trained moderator, have formal entry/exit criteria, require mandatory preparation, and collect metrics; technical reviews are less formal</w:t>
       </w:r>
-      <w:r>
-        <w:t xml:space="preserve"> </w:t>
-      </w:r>
+    </w:p>
+    <w:p>
+      <w:pPr>
+        <w:pStyle w:val="BodyText"/>
+      </w:pPr>
       <w:r>
         <w:t xml:space="preserve">C. Technical reviews are more formal than inspections</w:t>
       </w:r>
-      <w:r>
-        <w:t xml:space="preserve"> </w:t>
-      </w:r>
+    </w:p>
+    <w:p>
+      <w:pPr>
+        <w:pStyle w:val="BodyText"/>
+      </w:pPr>
       <w:r>
         <w:t xml:space="preserve">D. Inspections do not produce documentation</w:t>
       </w:r>
@@ -724,21 +808,27 @@
       <w:r>
         <w:t xml:space="preserve">A. The moderator</w:t>
       </w:r>
-      <w:r>
-        <w:t xml:space="preserve"> </w:t>
-      </w:r>
+    </w:p>
+    <w:p>
+      <w:pPr>
+        <w:pStyle w:val="BodyText"/>
+      </w:pPr>
       <w:r>
         <w:t xml:space="preserve">B. The reviewer</w:t>
       </w:r>
-      <w:r>
-        <w:t xml:space="preserve"> </w:t>
-      </w:r>
+    </w:p>
+    <w:p>
+      <w:pPr>
+        <w:pStyle w:val="BodyText"/>
+      </w:pPr>
       <w:r>
         <w:t xml:space="preserve">C. The author</w:t>
       </w:r>
-      <w:r>
-        <w:t xml:space="preserve"> </w:t>
-      </w:r>
+    </w:p>
+    <w:p>
+      <w:pPr>
+        <w:pStyle w:val="BodyText"/>
+      </w:pPr>
       <w:r>
         <w:t xml:space="preserve">D. The scribe</w:t>
       </w:r>
@@ -780,21 +870,27 @@
       <w:r>
         <w:t xml:space="preserve">A. Orders below $50</w:t>
       </w:r>
-      <w:r>
-        <w:t xml:space="preserve"> </w:t>
-      </w:r>
+    </w:p>
+    <w:p>
+      <w:pPr>
+        <w:pStyle w:val="BodyText"/>
+      </w:pPr>
       <w:r>
         <w:t xml:space="preserve">B. Orders between $50 and $200</w:t>
       </w:r>
-      <w:r>
-        <w:t xml:space="preserve"> </w:t>
-      </w:r>
+    </w:p>
+    <w:p>
+      <w:pPr>
+        <w:pStyle w:val="BodyText"/>
+      </w:pPr>
       <w:r>
         <w:t xml:space="preserve">C. Orders above $200</w:t>
       </w:r>
-      <w:r>
-        <w:t xml:space="preserve"> </w:t>
-      </w:r>
+    </w:p>
+    <w:p>
+      <w:pPr>
+        <w:pStyle w:val="BodyText"/>
+      </w:pPr>
       <w:r>
         <w:t xml:space="preserve">D. Non-numeric order amounts</w:t>
       </w:r>
@@ -824,21 +920,27 @@
       <w:r>
         <w:t xml:space="preserve">A. 2</w:t>
       </w:r>
-      <w:r>
-        <w:t xml:space="preserve"> </w:t>
-      </w:r>
+    </w:p>
+    <w:p>
+      <w:pPr>
+        <w:pStyle w:val="BodyText"/>
+      </w:pPr>
       <w:r>
         <w:t xml:space="preserve">B. 4</w:t>
       </w:r>
-      <w:r>
-        <w:t xml:space="preserve"> </w:t>
-      </w:r>
+    </w:p>
+    <w:p>
+      <w:pPr>
+        <w:pStyle w:val="BodyText"/>
+      </w:pPr>
       <w:r>
         <w:t xml:space="preserve">C. 6</w:t>
       </w:r>
-      <w:r>
-        <w:t xml:space="preserve"> </w:t>
-      </w:r>
+    </w:p>
+    <w:p>
+      <w:pPr>
+        <w:pStyle w:val="BodyText"/>
+      </w:pPr>
       <w:r>
         <w:t xml:space="preserve">D. 99</w:t>
       </w:r>
@@ -880,21 +982,27 @@
       <w:r>
         <w:t xml:space="preserve">A. The condition is always false</w:t>
       </w:r>
-      <w:r>
-        <w:t xml:space="preserve"> </w:t>
-      </w:r>
+    </w:p>
+    <w:p>
+      <w:pPr>
+        <w:pStyle w:val="BodyText"/>
+      </w:pPr>
       <w:r>
         <w:t xml:space="preserve">B. The condition is always true</w:t>
       </w:r>
-      <w:r>
-        <w:t xml:space="preserve"> </w:t>
-      </w:r>
+    </w:p>
+    <w:p>
+      <w:pPr>
+        <w:pStyle w:val="BodyText"/>
+      </w:pPr>
       <w:r>
         <w:t xml:space="preserve">C. The condition value does not affect the outcome for that rule (don’t care)</w:t>
       </w:r>
-      <w:r>
-        <w:t xml:space="preserve"> </w:t>
-      </w:r>
+    </w:p>
+    <w:p>
+      <w:pPr>
+        <w:pStyle w:val="BodyText"/>
+      </w:pPr>
       <w:r>
         <w:t xml:space="preserve">D. The condition is invalid</w:t>
       </w:r>
@@ -924,21 +1032,27 @@
       <w:r>
         <w:t xml:space="preserve">A. All 3 states</w:t>
       </w:r>
-      <w:r>
-        <w:t xml:space="preserve"> </w:t>
-      </w:r>
+    </w:p>
+    <w:p>
+      <w:pPr>
+        <w:pStyle w:val="BodyText"/>
+      </w:pPr>
       <w:r>
         <w:t xml:space="preserve">B. All 5 transitions at least once</w:t>
       </w:r>
-      <w:r>
-        <w:t xml:space="preserve"> </w:t>
-      </w:r>
+    </w:p>
+    <w:p>
+      <w:pPr>
+        <w:pStyle w:val="BodyText"/>
+      </w:pPr>
       <w:r>
         <w:t xml:space="preserve">C. Every possible sequence of 2 transitions</w:t>
       </w:r>
-      <w:r>
-        <w:t xml:space="preserve"> </w:t>
-      </w:r>
+    </w:p>
+    <w:p>
+      <w:pPr>
+        <w:pStyle w:val="BodyText"/>
+      </w:pPr>
       <w:r>
         <w:t xml:space="preserve">D. Only the happy path</w:t>
       </w:r>
@@ -1050,21 +1164,27 @@
       <w:r>
         <w:t xml:space="preserve">A. 1</w:t>
       </w:r>
-      <w:r>
-        <w:t xml:space="preserve"> </w:t>
-      </w:r>
+    </w:p>
+    <w:p>
+      <w:pPr>
+        <w:pStyle w:val="BodyText"/>
+      </w:pPr>
       <w:r>
         <w:t xml:space="preserve">B. 2</w:t>
       </w:r>
-      <w:r>
-        <w:t xml:space="preserve"> </w:t>
-      </w:r>
+    </w:p>
+    <w:p>
+      <w:pPr>
+        <w:pStyle w:val="BodyText"/>
+      </w:pPr>
       <w:r>
         <w:t xml:space="preserve">C. 3</w:t>
       </w:r>
-      <w:r>
-        <w:t xml:space="preserve"> </w:t>
-      </w:r>
+    </w:p>
+    <w:p>
+      <w:pPr>
+        <w:pStyle w:val="BodyText"/>
+      </w:pPr>
       <w:r>
         <w:t xml:space="preserve">D. 4</w:t>
       </w:r>
@@ -1094,21 +1214,27 @@
       <w:r>
         <w:t xml:space="preserve">A. 100% path coverage</w:t>
       </w:r>
-      <w:r>
-        <w:t xml:space="preserve"> </w:t>
-      </w:r>
+    </w:p>
+    <w:p>
+      <w:pPr>
+        <w:pStyle w:val="BodyText"/>
+      </w:pPr>
       <w:r>
         <w:t xml:space="preserve">B. 100% statement coverage</w:t>
       </w:r>
-      <w:r>
-        <w:t xml:space="preserve"> </w:t>
-      </w:r>
+    </w:p>
+    <w:p>
+      <w:pPr>
+        <w:pStyle w:val="BodyText"/>
+      </w:pPr>
       <w:r>
         <w:t xml:space="preserve">C. Finding all defects</w:t>
       </w:r>
-      <w:r>
-        <w:t xml:space="preserve"> </w:t>
-      </w:r>
+    </w:p>
+    <w:p>
+      <w:pPr>
+        <w:pStyle w:val="BodyText"/>
+      </w:pPr>
       <w:r>
         <w:t xml:space="preserve">D. 100% condition coverage</w:t>
       </w:r>
@@ -1138,21 +1264,27 @@
       <w:r>
         <w:t xml:space="preserve">A. Boundary value analysis</w:t>
       </w:r>
-      <w:r>
-        <w:t xml:space="preserve"> </w:t>
-      </w:r>
+    </w:p>
+    <w:p>
+      <w:pPr>
+        <w:pStyle w:val="BodyText"/>
+      </w:pPr>
       <w:r>
         <w:t xml:space="preserve">B. Exploratory testing</w:t>
       </w:r>
-      <w:r>
-        <w:t xml:space="preserve"> </w:t>
-      </w:r>
+    </w:p>
+    <w:p>
+      <w:pPr>
+        <w:pStyle w:val="BodyText"/>
+      </w:pPr>
       <w:r>
         <w:t xml:space="preserve">C. Error guessing</w:t>
       </w:r>
-      <w:r>
-        <w:t xml:space="preserve"> </w:t>
-      </w:r>
+    </w:p>
+    <w:p>
+      <w:pPr>
+        <w:pStyle w:val="BodyText"/>
+      </w:pPr>
       <w:r>
         <w:t xml:space="preserve">D. Decision table testing</w:t>
       </w:r>
@@ -1182,21 +1314,27 @@
       <w:r>
         <w:t xml:space="preserve">A. It provides detailed step-by-step test procedures for each test</w:t>
       </w:r>
-      <w:r>
-        <w:t xml:space="preserve"> </w:t>
-      </w:r>
+    </w:p>
+    <w:p>
+      <w:pPr>
+        <w:pStyle w:val="BodyText"/>
+      </w:pPr>
       <w:r>
         <w:t xml:space="preserve">B. It uses a high-level list of items to verify, with the tester using judgment on how to test each item</w:t>
       </w:r>
-      <w:r>
-        <w:t xml:space="preserve"> </w:t>
-      </w:r>
+    </w:p>
+    <w:p>
+      <w:pPr>
+        <w:pStyle w:val="BodyText"/>
+      </w:pPr>
       <w:r>
         <w:t xml:space="preserve">C. It is only used for automation</w:t>
       </w:r>
-      <w:r>
-        <w:t xml:space="preserve"> </w:t>
-      </w:r>
+    </w:p>
+    <w:p>
+      <w:pPr>
+        <w:pStyle w:val="BodyText"/>
+      </w:pPr>
       <w:r>
         <w:t xml:space="preserve">D. It never finds defects</w:t>
       </w:r>
@@ -1226,21 +1364,27 @@
       <w:r>
         <w:t xml:space="preserve">A. A list of bullet points</w:t>
       </w:r>
-      <w:r>
-        <w:t xml:space="preserve"> </w:t>
-      </w:r>
+    </w:p>
+    <w:p>
+      <w:pPr>
+        <w:pStyle w:val="BodyText"/>
+      </w:pPr>
       <w:r>
         <w:t xml:space="preserve">B. Given/When/Then (Gherkin format)</w:t>
       </w:r>
-      <w:r>
-        <w:t xml:space="preserve"> </w:t>
-      </w:r>
+    </w:p>
+    <w:p>
+      <w:pPr>
+        <w:pStyle w:val="BodyText"/>
+      </w:pPr>
       <w:r>
         <w:t xml:space="preserve">C. A UML diagram</w:t>
       </w:r>
-      <w:r>
-        <w:t xml:space="preserve"> </w:t>
-      </w:r>
+    </w:p>
+    <w:p>
+      <w:pPr>
+        <w:pStyle w:val="BodyText"/>
+      </w:pPr>
       <w:r>
         <w:t xml:space="preserve">D. A spreadsheet</w:t>
       </w:r>
@@ -1270,21 +1414,27 @@
       <w:r>
         <w:t xml:space="preserve">A. Tests are written after development is complete</w:t>
       </w:r>
-      <w:r>
-        <w:t xml:space="preserve"> </w:t>
-      </w:r>
+    </w:p>
+    <w:p>
+      <w:pPr>
+        <w:pStyle w:val="BodyText"/>
+      </w:pPr>
       <w:r>
         <w:t xml:space="preserve">B. Only developers participate in defining acceptance tests</w:t>
       </w:r>
-      <w:r>
-        <w:t xml:space="preserve"> </w:t>
-      </w:r>
+    </w:p>
+    <w:p>
+      <w:pPr>
+        <w:pStyle w:val="BodyText"/>
+      </w:pPr>
       <w:r>
         <w:t xml:space="preserve">C. Acceptance tests are written before development, serving as executable specifications that drive implementation</w:t>
       </w:r>
-      <w:r>
-        <w:t xml:space="preserve"> </w:t>
-      </w:r>
+    </w:p>
+    <w:p>
+      <w:pPr>
+        <w:pStyle w:val="BodyText"/>
+      </w:pPr>
       <w:r>
         <w:t xml:space="preserve">D. ATDD applies only to non-functional requirements</w:t>
       </w:r>
@@ -1314,21 +1464,27 @@
       <w:r>
         <w:t xml:space="preserve">A. Writing production code</w:t>
       </w:r>
-      <w:r>
-        <w:t xml:space="preserve"> </w:t>
-      </w:r>
+    </w:p>
+    <w:p>
+      <w:pPr>
+        <w:pStyle w:val="BodyText"/>
+      </w:pPr>
       <w:r>
         <w:t xml:space="preserve">B. Estimating test effort, identifying risks, and ensuring user stories are testable</w:t>
       </w:r>
-      <w:r>
-        <w:t xml:space="preserve"> </w:t>
-      </w:r>
+    </w:p>
+    <w:p>
+      <w:pPr>
+        <w:pStyle w:val="BodyText"/>
+      </w:pPr>
       <w:r>
         <w:t xml:space="preserve">C. Approving the product backlog alone</w:t>
       </w:r>
-      <w:r>
-        <w:t xml:space="preserve"> </w:t>
-      </w:r>
+    </w:p>
+    <w:p>
+      <w:pPr>
+        <w:pStyle w:val="BodyText"/>
+      </w:pPr>
       <w:r>
         <w:t xml:space="preserve">D. Deciding the sprint duration</w:t>
       </w:r>
@@ -1358,21 +1514,27 @@
       <w:r>
         <w:t xml:space="preserve">A. All critical defects have been fixed</w:t>
       </w:r>
-      <w:r>
-        <w:t xml:space="preserve"> </w:t>
-      </w:r>
+    </w:p>
+    <w:p>
+      <w:pPr>
+        <w:pStyle w:val="BodyText"/>
+      </w:pPr>
       <w:r>
         <w:t xml:space="preserve">B. The system test report has been approved</w:t>
       </w:r>
-      <w:r>
-        <w:t xml:space="preserve"> </w:t>
-      </w:r>
+    </w:p>
+    <w:p>
+      <w:pPr>
+        <w:pStyle w:val="BodyText"/>
+      </w:pPr>
       <w:r>
         <w:t xml:space="preserve">C. Component and integration testing are complete, and the system is deployed to the test environment</w:t>
       </w:r>
-      <w:r>
-        <w:t xml:space="preserve"> </w:t>
-      </w:r>
+    </w:p>
+    <w:p>
+      <w:pPr>
+        <w:pStyle w:val="BodyText"/>
+      </w:pPr>
       <w:r>
         <w:t xml:space="preserve">D. The project has been cancelled</w:t>
       </w:r>
@@ -1402,21 +1564,27 @@
       <w:r>
         <w:t xml:space="preserve">A. End-to-end UI tests</w:t>
       </w:r>
-      <w:r>
-        <w:t xml:space="preserve"> </w:t>
-      </w:r>
+    </w:p>
+    <w:p>
+      <w:pPr>
+        <w:pStyle w:val="BodyText"/>
+      </w:pPr>
       <w:r>
         <w:t xml:space="preserve">B. Manual exploratory tests</w:t>
       </w:r>
-      <w:r>
-        <w:t xml:space="preserve"> </w:t>
-      </w:r>
+    </w:p>
+    <w:p>
+      <w:pPr>
+        <w:pStyle w:val="BodyText"/>
+      </w:pPr>
       <w:r>
         <w:t xml:space="preserve">C. Fast, automated unit/component tests at the base</w:t>
       </w:r>
-      <w:r>
-        <w:t xml:space="preserve"> </w:t>
-      </w:r>
+    </w:p>
+    <w:p>
+      <w:pPr>
+        <w:pStyle w:val="BodyText"/>
+      </w:pPr>
       <w:r>
         <w:t xml:space="preserve">D. Acceptance tests</w:t>
       </w:r>
@@ -1446,21 +1614,27 @@
       <w:r>
         <w:t xml:space="preserve">A. Unit tests</w:t>
       </w:r>
-      <w:r>
-        <w:t xml:space="preserve"> </w:t>
-      </w:r>
+    </w:p>
+    <w:p>
+      <w:pPr>
+        <w:pStyle w:val="BodyText"/>
+      </w:pPr>
       <w:r>
         <w:t xml:space="preserve">B. Performance tests</w:t>
       </w:r>
-      <w:r>
-        <w:t xml:space="preserve"> </w:t>
-      </w:r>
+    </w:p>
+    <w:p>
+      <w:pPr>
+        <w:pStyle w:val="BodyText"/>
+      </w:pPr>
       <w:r>
         <w:t xml:space="preserve">C. Exploratory testing and usability testing</w:t>
       </w:r>
-      <w:r>
-        <w:t xml:space="preserve"> </w:t>
-      </w:r>
+    </w:p>
+    <w:p>
+      <w:pPr>
+        <w:pStyle w:val="BodyText"/>
+      </w:pPr>
       <w:r>
         <w:t xml:space="preserve">D. Automated component tests</w:t>
       </w:r>
@@ -1490,21 +1664,27 @@
       <w:r>
         <w:t xml:space="preserve">A. Equal effort to both modules</w:t>
       </w:r>
-      <w:r>
-        <w:t xml:space="preserve"> </w:t>
-      </w:r>
+    </w:p>
+    <w:p>
+      <w:pPr>
+        <w:pStyle w:val="BodyText"/>
+      </w:pPr>
       <w:r>
         <w:t xml:space="preserve">B. More effort to the payment module (risk level 15 vs 3)</w:t>
       </w:r>
-      <w:r>
-        <w:t xml:space="preserve"> </w:t>
-      </w:r>
+    </w:p>
+    <w:p>
+      <w:pPr>
+        <w:pStyle w:val="BodyText"/>
+      </w:pPr>
       <w:r>
         <w:t xml:space="preserve">C. More effort to the login module</w:t>
       </w:r>
-      <w:r>
-        <w:t xml:space="preserve"> </w:t>
-      </w:r>
+    </w:p>
+    <w:p>
+      <w:pPr>
+        <w:pStyle w:val="BodyText"/>
+      </w:pPr>
       <w:r>
         <w:t xml:space="preserve">D. No testing for either module</w:t>
       </w:r>
@@ -1534,21 +1714,27 @@
       <w:r>
         <w:t xml:space="preserve">A. The system crashes under load</w:t>
       </w:r>
-      <w:r>
-        <w:t xml:space="preserve"> </w:t>
-      </w:r>
+    </w:p>
+    <w:p>
+      <w:pPr>
+        <w:pStyle w:val="BodyText"/>
+      </w:pPr>
       <w:r>
         <w:t xml:space="preserve">B. The vendor delivering the test tool is three weeks late</w:t>
       </w:r>
-      <w:r>
-        <w:t xml:space="preserve"> </w:t>
-      </w:r>
+    </w:p>
+    <w:p>
+      <w:pPr>
+        <w:pStyle w:val="BodyText"/>
+      </w:pPr>
       <w:r>
         <w:t xml:space="preserve">C. Users cannot complete the checkout process</w:t>
       </w:r>
-      <w:r>
-        <w:t xml:space="preserve"> </w:t>
-      </w:r>
+    </w:p>
+    <w:p>
+      <w:pPr>
+        <w:pStyle w:val="BodyText"/>
+      </w:pPr>
       <w:r>
         <w:t xml:space="preserve">D. Data is corrupted during processing</w:t>
       </w:r>
@@ -1578,21 +1764,27 @@
       <w:r>
         <w:t xml:space="preserve">A. Only the count of test cases executed</w:t>
       </w:r>
-      <w:r>
-        <w:t xml:space="preserve"> </w:t>
-      </w:r>
+    </w:p>
+    <w:p>
+      <w:pPr>
+        <w:pStyle w:val="BodyText"/>
+      </w:pPr>
       <w:r>
         <w:t xml:space="preserve">B. A summary of testing activities, quality assessment, residual risks, and release readiness recommendation</w:t>
       </w:r>
-      <w:r>
-        <w:t xml:space="preserve"> </w:t>
-      </w:r>
+    </w:p>
+    <w:p>
+      <w:pPr>
+        <w:pStyle w:val="BodyText"/>
+      </w:pPr>
       <w:r>
         <w:t xml:space="preserve">C. Only the list of open defects</w:t>
       </w:r>
-      <w:r>
-        <w:t xml:space="preserve"> </w:t>
-      </w:r>
+    </w:p>
+    <w:p>
+      <w:pPr>
+        <w:pStyle w:val="BodyText"/>
+      </w:pPr>
       <w:r>
         <w:t xml:space="preserve">D. The source code of the application</w:t>
       </w:r>
@@ -1622,21 +1814,27 @@
       <w:r>
         <w:t xml:space="preserve">A. It automatically generates test cases</w:t>
       </w:r>
-      <w:r>
-        <w:t xml:space="preserve"> </w:t>
-      </w:r>
+    </w:p>
+    <w:p>
+      <w:pPr>
+        <w:pStyle w:val="BodyText"/>
+      </w:pPr>
       <w:r>
         <w:t xml:space="preserve">B. It ensures reproducibility (defects can be reproduced against specific versions) and consistency of testware</w:t>
       </w:r>
-      <w:r>
-        <w:t xml:space="preserve"> </w:t>
-      </w:r>
+    </w:p>
+    <w:p>
+      <w:pPr>
+        <w:pStyle w:val="BodyText"/>
+      </w:pPr>
       <w:r>
         <w:t xml:space="preserve">C. It replaces the need for defect management</w:t>
       </w:r>
-      <w:r>
-        <w:t xml:space="preserve"> </w:t>
-      </w:r>
+    </w:p>
+    <w:p>
+      <w:pPr>
+        <w:pStyle w:val="BodyText"/>
+      </w:pPr>
       <w:r>
         <w:t xml:space="preserve">D. It measures code performance</w:t>
       </w:r>
@@ -1678,21 +1876,27 @@
       <w:r>
         <w:t xml:space="preserve">A. How urgently the business wants the defect fixed</w:t>
       </w:r>
-      <w:r>
-        <w:t xml:space="preserve"> </w:t>
-      </w:r>
+    </w:p>
+    <w:p>
+      <w:pPr>
+        <w:pStyle w:val="BodyText"/>
+      </w:pPr>
       <w:r>
         <w:t xml:space="preserve">B. The technical impact of the defect on system functionality</w:t>
       </w:r>
-      <w:r>
-        <w:t xml:space="preserve"> </w:t>
-      </w:r>
+    </w:p>
+    <w:p>
+      <w:pPr>
+        <w:pStyle w:val="BodyText"/>
+      </w:pPr>
       <w:r>
         <w:t xml:space="preserve">C. Who reported the defect</w:t>
       </w:r>
-      <w:r>
-        <w:t xml:space="preserve"> </w:t>
-      </w:r>
+    </w:p>
+    <w:p>
+      <w:pPr>
+        <w:pStyle w:val="BodyText"/>
+      </w:pPr>
       <w:r>
         <w:t xml:space="preserve">D. When the defect was found</w:t>
       </w:r>
@@ -1728,21 +1932,27 @@
       <w:r>
         <w:t xml:space="preserve">“system error”</w:t>
       </w:r>
-      <w:r>
-        <w:t xml:space="preserve"> </w:t>
-      </w:r>
+    </w:p>
+    <w:p>
+      <w:pPr>
+        <w:pStyle w:val="BodyText"/>
+      </w:pPr>
       <w:r>
         <w:t xml:space="preserve">B. Clear steps to reproduce, the expected result, the actual result, and environment details</w:t>
       </w:r>
-      <w:r>
-        <w:t xml:space="preserve"> </w:t>
-      </w:r>
+    </w:p>
+    <w:p>
+      <w:pPr>
+        <w:pStyle w:val="BodyText"/>
+      </w:pPr>
       <w:r>
         <w:t xml:space="preserve">C. Only the tester’s opinion about what might be wrong</w:t>
       </w:r>
-      <w:r>
-        <w:t xml:space="preserve"> </w:t>
-      </w:r>
+    </w:p>
+    <w:p>
+      <w:pPr>
+        <w:pStyle w:val="BodyText"/>
+      </w:pPr>
       <w:r>
         <w:t xml:space="preserve">D. Just a screenshot with no context</w:t>
       </w:r>
@@ -1772,21 +1982,27 @@
       <w:r>
         <w:t xml:space="preserve">A. A test execution tool</w:t>
       </w:r>
-      <w:r>
-        <w:t xml:space="preserve"> </w:t>
-      </w:r>
+    </w:p>
+    <w:p>
+      <w:pPr>
+        <w:pStyle w:val="BodyText"/>
+      </w:pPr>
       <w:r>
         <w:t xml:space="preserve">B. A performance testing tool</w:t>
       </w:r>
-      <w:r>
-        <w:t xml:space="preserve"> </w:t>
-      </w:r>
+    </w:p>
+    <w:p>
+      <w:pPr>
+        <w:pStyle w:val="BodyText"/>
+      </w:pPr>
       <w:r>
         <w:t xml:space="preserve">C. A static testing tool</w:t>
       </w:r>
-      <w:r>
-        <w:t xml:space="preserve"> </w:t>
-      </w:r>
+    </w:p>
+    <w:p>
+      <w:pPr>
+        <w:pStyle w:val="BodyText"/>
+      </w:pPr>
       <w:r>
         <w:t xml:space="preserve">D. A test management tool</w:t>
       </w:r>
@@ -1816,21 +2032,27 @@
       <w:r>
         <w:t xml:space="preserve">A. Faster execution of regression tests</w:t>
       </w:r>
-      <w:r>
-        <w:t xml:space="preserve"> </w:t>
-      </w:r>
+    </w:p>
+    <w:p>
+      <w:pPr>
+        <w:pStyle w:val="BodyText"/>
+      </w:pPr>
       <w:r>
         <w:t xml:space="preserve">B. Consistent and repeatable test execution</w:t>
       </w:r>
-      <w:r>
-        <w:t xml:space="preserve"> </w:t>
-      </w:r>
+    </w:p>
+    <w:p>
+      <w:pPr>
+        <w:pStyle w:val="BodyText"/>
+      </w:pPr>
       <w:r>
         <w:t xml:space="preserve">C. Guaranteed detection of all defects including usability issues</w:t>
       </w:r>
-      <w:r>
-        <w:t xml:space="preserve"> </w:t>
-      </w:r>
+    </w:p>
+    <w:p>
+      <w:pPr>
+        <w:pStyle w:val="BodyText"/>
+      </w:pPr>
       <w:r>
         <w:t xml:space="preserve">D. Ability to run tests 24/7</w:t>
       </w:r>
@@ -1860,21 +2082,27 @@
       <w:r>
         <w:t xml:space="preserve">A. For tests that are executed once and never repeated</w:t>
       </w:r>
-      <w:r>
-        <w:t xml:space="preserve"> </w:t>
-      </w:r>
+    </w:p>
+    <w:p>
+      <w:pPr>
+        <w:pStyle w:val="BodyText"/>
+      </w:pPr>
       <w:r>
         <w:t xml:space="preserve">B. For tests that are highly subjective (like usability evaluation)</w:t>
       </w:r>
-      <w:r>
-        <w:t xml:space="preserve"> </w:t>
-      </w:r>
+    </w:p>
+    <w:p>
+      <w:pPr>
+        <w:pStyle w:val="BodyText"/>
+      </w:pPr>
       <w:r>
         <w:t xml:space="preserve">C. For regression tests that run frequently and are stable</w:t>
       </w:r>
-      <w:r>
-        <w:t xml:space="preserve"> </w:t>
-      </w:r>
+    </w:p>
+    <w:p>
+      <w:pPr>
+        <w:pStyle w:val="BodyText"/>
+      </w:pPr>
       <w:r>
         <w:t xml:space="preserve">D. For tests where the application UI changes every week</w:t>
       </w:r>
@@ -1916,21 +2144,27 @@
       <w:r>
         <w:t xml:space="preserve">A. A test that always passes</w:t>
       </w:r>
-      <w:r>
-        <w:t xml:space="preserve"> </w:t>
-      </w:r>
+    </w:p>
+    <w:p>
+      <w:pPr>
+        <w:pStyle w:val="BodyText"/>
+      </w:pPr>
       <w:r>
         <w:t xml:space="preserve">B. A test that always fails</w:t>
       </w:r>
-      <w:r>
-        <w:t xml:space="preserve"> </w:t>
-      </w:r>
+    </w:p>
+    <w:p>
+      <w:pPr>
+        <w:pStyle w:val="BodyText"/>
+      </w:pPr>
       <w:r>
         <w:t xml:space="preserve">C. A test that intermittently passes or fails without code changes</w:t>
       </w:r>
-      <w:r>
-        <w:t xml:space="preserve"> </w:t>
-      </w:r>
+    </w:p>
+    <w:p>
+      <w:pPr>
+        <w:pStyle w:val="BodyText"/>
+      </w:pPr>
       <w:r>
         <w:t xml:space="preserve">D. A well-designed test</w:t>
       </w:r>
@@ -1960,21 +2194,27 @@
       <w:r>
         <w:t xml:space="preserve">A. Remove testers from the team</w:t>
       </w:r>
-      <w:r>
-        <w:t xml:space="preserve"> </w:t>
-      </w:r>
+    </w:p>
+    <w:p>
+      <w:pPr>
+        <w:pStyle w:val="BodyText"/>
+      </w:pPr>
       <w:r>
         <w:t xml:space="preserve">B. Involve testers earlier in story refinement sessions so they have adequate preparation time</w:t>
       </w:r>
-      <w:r>
-        <w:t xml:space="preserve"> </w:t>
-      </w:r>
+    </w:p>
+    <w:p>
+      <w:pPr>
+        <w:pStyle w:val="BodyText"/>
+      </w:pPr>
       <w:r>
         <w:t xml:space="preserve">C. Stop doing retrospectives</w:t>
       </w:r>
-      <w:r>
-        <w:t xml:space="preserve"> </w:t>
-      </w:r>
+    </w:p>
+    <w:p>
+      <w:pPr>
+        <w:pStyle w:val="BodyText"/>
+      </w:pPr>
       <w:r>
         <w:t xml:space="preserve">D. Reduce the number of user stories</w:t>
       </w:r>
